--- a/report.docx
+++ b/report.docx
@@ -169,25 +169,7 @@
           <w:sz w:val="40"/>
           <w:szCs w:val="40"/>
         </w:rPr>
-        <w:t xml:space="preserve">This project report presents the development of a relational database system for an E-commerce store. It explains the different stages involved in creating the database, including its planning, design, development, and implementation. The report also highlights the work completed throughout the project and how each step contributed to achieving </w:t>
-      </w:r>
-      <w:r>
-        <w:rPr>
-          <w:i/>
-          <w:iCs/>
-          <w:sz w:val="40"/>
-          <w:szCs w:val="40"/>
-        </w:rPr>
-        <w:t>the result</w:t>
-      </w:r>
-      <w:r>
-        <w:rPr>
-          <w:i/>
-          <w:iCs/>
-          <w:sz w:val="40"/>
-          <w:szCs w:val="40"/>
-        </w:rPr>
-        <w:t>.</w:t>
+        <w:t>This project report presents the development of a relational database system for an E-commerce store. It explains the different stages involved in creating the database, including its planning, design, development, and implementation. The report also highlights the work completed throughout the project and how each step contributed to achieving the result.</w:t>
       </w:r>
     </w:p>
     <w:p>
@@ -2858,6 +2840,73 @@
           </wp:inline>
         </w:drawing>
       </w:r>
+    </w:p>
+    <w:p>
+      <w:pPr>
+        <w:rPr>
+          <w:b/>
+          <w:bCs/>
+          <w:sz w:val="40"/>
+          <w:szCs w:val="40"/>
+        </w:rPr>
+      </w:pPr>
+      <w:r>
+        <w:rPr>
+          <w:b/>
+          <w:bCs/>
+          <w:sz w:val="40"/>
+          <w:szCs w:val="40"/>
+        </w:rPr>
+        <w:t>CONCLUSION</w:t>
+      </w:r>
+    </w:p>
+    <w:p>
+      <w:pPr>
+        <w:rPr>
+          <w:b/>
+          <w:bCs/>
+          <w:sz w:val="40"/>
+          <w:szCs w:val="40"/>
+        </w:rPr>
+      </w:pPr>
+      <w:r>
+        <w:rPr>
+          <w:b/>
+          <w:bCs/>
+          <w:sz w:val="40"/>
+          <w:szCs w:val="40"/>
+        </w:rPr>
+        <w:t>This project successfully developed and implemented a MySQL-based relational database for an e-commerce management system. It fulfills the required features, including normalization, data integrity, and SQL operations such as joins, subqueries, and aggregate functions.</w:t>
+      </w:r>
+    </w:p>
+    <w:p>
+      <w:pPr>
+        <w:rPr>
+          <w:b/>
+          <w:bCs/>
+          <w:sz w:val="40"/>
+          <w:szCs w:val="40"/>
+        </w:rPr>
+      </w:pPr>
+      <w:r>
+        <w:rPr>
+          <w:b/>
+          <w:bCs/>
+          <w:sz w:val="40"/>
+          <w:szCs w:val="40"/>
+        </w:rPr>
+        <w:t>The project demonstrates the practical use of database concepts, from designing an ER diagram to creating and executing SQL queries. Overall, the database provides an organized and efficient way to manage e-commerce data.</w:t>
+      </w:r>
+    </w:p>
+    <w:p>
+      <w:pPr>
+        <w:rPr>
+          <w:b/>
+          <w:bCs/>
+          <w:sz w:val="40"/>
+          <w:szCs w:val="40"/>
+        </w:rPr>
+      </w:pPr>
     </w:p>
     <w:sectPr>
       <w:pgSz w:w="12240" w:h="15840"/>
